--- a/ES32-plane-radar-Phil fork.docx
+++ b/ES32-plane-radar-Phil fork.docx
@@ -4,6 +4,277 @@
   <w:body>
     <w:p>
       <w:pPr>
+        <w:keepNext/>
+        <w:rPr>
+          <w:lang w:val="en-GB"/>
+        </w:rPr>
+      </w:pPr>
+    </w:p>
+    <w:p>
+      <w:pPr>
+        <w:keepNext/>
+        <w:rPr>
+          <w:lang w:val="en-GB"/>
+        </w:rPr>
+      </w:pPr>
+    </w:p>
+    <w:p>
+      <w:pPr>
+        <w:keepNext/>
+        <w:rPr>
+          <w:lang w:val="en-GB"/>
+        </w:rPr>
+      </w:pPr>
+    </w:p>
+    <w:p>
+      <w:pPr>
+        <w:keepNext/>
+        <w:rPr>
+          <w:lang w:val="en-GB"/>
+        </w:rPr>
+      </w:pPr>
+    </w:p>
+    <w:p>
+      <w:pPr>
+        <w:keepNext/>
+        <w:rPr>
+          <w:lang w:val="en-GB"/>
+        </w:rPr>
+      </w:pPr>
+      <w:r>
+        <w:rPr>
+          <w:noProof/>
+        </w:rPr>
+        <w:drawing>
+          <wp:inline distT="0" distB="0" distL="0" distR="0" wp14:anchorId="1BD14454" wp14:editId="4636FBD2">
+            <wp:extent cx="5731510" cy="2461895"/>
+            <wp:effectExtent l="0" t="0" r="2540" b="0"/>
+            <wp:docPr id="1029595815" name="Picture 1" descr="ESP32-C3 Super Mini pinout"/>
+            <wp:cNvGraphicFramePr>
+              <a:graphicFrameLocks xmlns:a="http://schemas.openxmlformats.org/drawingml/2006/main" noChangeAspect="1"/>
+            </wp:cNvGraphicFramePr>
+            <a:graphic xmlns:a="http://schemas.openxmlformats.org/drawingml/2006/main">
+              <a:graphicData uri="http://schemas.openxmlformats.org/drawingml/2006/picture">
+                <pic:pic xmlns:pic="http://schemas.openxmlformats.org/drawingml/2006/picture">
+                  <pic:nvPicPr>
+                    <pic:cNvPr id="0" name="Picture 1" descr="ESP32-C3 Super Mini pinout"/>
+                    <pic:cNvPicPr>
+                      <a:picLocks noChangeAspect="1" noChangeArrowheads="1"/>
+                    </pic:cNvPicPr>
+                  </pic:nvPicPr>
+                  <pic:blipFill>
+                    <a:blip r:embed="rId5" cstate="print">
+                      <a:extLst>
+                        <a:ext uri="{28A0092B-C50C-407E-A947-70E740481C1C}">
+                          <a14:useLocalDpi xmlns:a14="http://schemas.microsoft.com/office/drawing/2010/main" val="0"/>
+                        </a:ext>
+                      </a:extLst>
+                    </a:blip>
+                    <a:srcRect/>
+                    <a:stretch>
+                      <a:fillRect/>
+                    </a:stretch>
+                  </pic:blipFill>
+                  <pic:spPr bwMode="auto">
+                    <a:xfrm>
+                      <a:off x="0" y="0"/>
+                      <a:ext cx="5731510" cy="2461895"/>
+                    </a:xfrm>
+                    <a:prstGeom prst="rect">
+                      <a:avLst/>
+                    </a:prstGeom>
+                    <a:noFill/>
+                    <a:ln>
+                      <a:noFill/>
+                    </a:ln>
+                  </pic:spPr>
+                </pic:pic>
+              </a:graphicData>
+            </a:graphic>
+          </wp:inline>
+        </w:drawing>
+      </w:r>
+    </w:p>
+    <w:p>
+      <w:pPr>
+        <w:pStyle w:val="Caption"/>
+        <w:jc w:val="center"/>
+        <w:rPr>
+          <w:lang w:val="en-GB"/>
+        </w:rPr>
+      </w:pPr>
+      <w:r>
+        <w:t xml:space="preserve">Figure </w:t>
+      </w:r>
+      <w:r>
+        <w:fldChar w:fldCharType="begin"/>
+      </w:r>
+      <w:r>
+        <w:instrText xml:space="preserve"> SEQ Figure \* ARABIC </w:instrText>
+      </w:r>
+      <w:r>
+        <w:fldChar w:fldCharType="separate"/>
+      </w:r>
+      <w:r>
+        <w:rPr>
+          <w:noProof/>
+        </w:rPr>
+        <w:t>1</w:t>
+      </w:r>
+      <w:r>
+        <w:rPr>
+          <w:noProof/>
+        </w:rPr>
+        <w:fldChar w:fldCharType="end"/>
+      </w:r>
+      <w:r>
+        <w:rPr>
+          <w:lang w:val="en-GB"/>
+        </w:rPr>
+        <w:t>: TOP view</w:t>
+      </w:r>
+    </w:p>
+    <w:p>
+      <w:pPr>
+        <w:rPr>
+          <w:lang w:val="en-GB"/>
+        </w:rPr>
+      </w:pPr>
+    </w:p>
+    <w:p>
+      <w:pPr>
+        <w:keepNext/>
+        <w:jc w:val="center"/>
+        <w:rPr>
+          <w:lang w:val="en-GB"/>
+        </w:rPr>
+      </w:pPr>
+      <w:r>
+        <w:rPr>
+          <w:noProof/>
+        </w:rPr>
+        <w:drawing>
+          <wp:inline distT="0" distB="0" distL="0" distR="0" wp14:anchorId="46676EB2" wp14:editId="090E807A">
+            <wp:extent cx="2673350" cy="1409832"/>
+            <wp:effectExtent l="0" t="0" r="0" b="0"/>
+            <wp:docPr id="190723730" name="Picture 4" descr="ESP32-C3 SuperMini Pinout"/>
+            <wp:cNvGraphicFramePr>
+              <a:graphicFrameLocks xmlns:a="http://schemas.openxmlformats.org/drawingml/2006/main" noChangeAspect="1"/>
+            </wp:cNvGraphicFramePr>
+            <a:graphic xmlns:a="http://schemas.openxmlformats.org/drawingml/2006/main">
+              <a:graphicData uri="http://schemas.openxmlformats.org/drawingml/2006/picture">
+                <pic:pic xmlns:pic="http://schemas.openxmlformats.org/drawingml/2006/picture">
+                  <pic:nvPicPr>
+                    <pic:cNvPr id="0" name="Picture 11" descr="ESP32-C3 SuperMini Pinout"/>
+                    <pic:cNvPicPr>
+                      <a:picLocks noChangeAspect="1" noChangeArrowheads="1"/>
+                    </pic:cNvPicPr>
+                  </pic:nvPicPr>
+                  <pic:blipFill>
+                    <a:blip r:embed="rId6" cstate="print">
+                      <a:extLst>
+                        <a:ext uri="{28A0092B-C50C-407E-A947-70E740481C1C}">
+                          <a14:useLocalDpi xmlns:a14="http://schemas.microsoft.com/office/drawing/2010/main" val="0"/>
+                        </a:ext>
+                      </a:extLst>
+                    </a:blip>
+                    <a:srcRect/>
+                    <a:stretch>
+                      <a:fillRect/>
+                    </a:stretch>
+                  </pic:blipFill>
+                  <pic:spPr bwMode="auto">
+                    <a:xfrm>
+                      <a:off x="0" y="0"/>
+                      <a:ext cx="2696949" cy="1422277"/>
+                    </a:xfrm>
+                    <a:prstGeom prst="rect">
+                      <a:avLst/>
+                    </a:prstGeom>
+                    <a:noFill/>
+                    <a:ln>
+                      <a:noFill/>
+                    </a:ln>
+                  </pic:spPr>
+                </pic:pic>
+              </a:graphicData>
+            </a:graphic>
+          </wp:inline>
+        </w:drawing>
+      </w:r>
+    </w:p>
+    <w:p>
+      <w:pPr>
+        <w:pStyle w:val="Caption"/>
+        <w:jc w:val="center"/>
+        <w:rPr>
+          <w:lang w:val="en-GB"/>
+        </w:rPr>
+      </w:pPr>
+      <w:r>
+        <w:t xml:space="preserve">Figure </w:t>
+      </w:r>
+      <w:r>
+        <w:fldChar w:fldCharType="begin"/>
+      </w:r>
+      <w:r>
+        <w:instrText xml:space="preserve"> SEQ Figure \* ARABIC </w:instrText>
+      </w:r>
+      <w:r>
+        <w:fldChar w:fldCharType="separate"/>
+      </w:r>
+      <w:r>
+        <w:rPr>
+          <w:noProof/>
+        </w:rPr>
+        <w:t>2</w:t>
+      </w:r>
+      <w:r>
+        <w:rPr>
+          <w:noProof/>
+        </w:rPr>
+        <w:fldChar w:fldCharType="end"/>
+      </w:r>
+      <w:r>
+        <w:rPr>
+          <w:lang w:val="en-GB"/>
+        </w:rPr>
+        <w:t>: BOTTOM view</w:t>
+      </w:r>
+    </w:p>
+    <w:p>
+      <w:pPr>
+        <w:rPr>
+          <w:lang w:val="en-GB"/>
+        </w:rPr>
+      </w:pPr>
+      <w:r>
+        <w:rPr>
+          <w:lang w:val="en-GB"/>
+        </w:rPr>
+        <w:t>PlatformIO.ini:</w:t>
+      </w:r>
+    </w:p>
+    <w:p>
+      <w:pPr>
+        <w:rPr>
+          <w:b/>
+          <w:bCs/>
+          <w:lang w:val="en-GB"/>
+        </w:rPr>
+      </w:pPr>
+    </w:p>
+    <w:p>
+      <w:pPr>
+        <w:rPr>
+          <w:b/>
+          <w:bCs/>
+          <w:lang w:val="en-GB"/>
+        </w:rPr>
+      </w:pPr>
+    </w:p>
+    <w:p>
+      <w:pPr>
         <w:rPr>
           <w:b/>
           <w:bCs/>
@@ -57,7 +328,7 @@
           <w:numId w:val="2"/>
         </w:numPr>
       </w:pPr>
-      <w:hyperlink r:id="rId5" w:tgtFrame="_blank" w:history="1">
+      <w:hyperlink r:id="rId7" w:tgtFrame="_blank" w:history="1">
         <w:r>
           <w:rPr>
             <w:rStyle w:val="Hyperlink"/>
@@ -76,7 +347,7 @@
           <w:numId w:val="2"/>
         </w:numPr>
       </w:pPr>
-      <w:hyperlink r:id="rId6" w:tgtFrame="_blank" w:history="1">
+      <w:hyperlink r:id="rId8" w:tgtFrame="_blank" w:history="1">
         <w:r>
           <w:rPr>
             <w:rStyle w:val="Hyperlink"/>
@@ -98,7 +369,7 @@
       <w:r>
         <w:t>Fixed a leftover-yellow-background bug: the radar sprite only covers the top 240×240 square, so the new 80px strip below it wasn't being cleared — now cleared to black once on first frame (</w:t>
       </w:r>
-      <w:hyperlink r:id="rId7" w:tgtFrame="_blank" w:history="1">
+      <w:hyperlink r:id="rId9" w:tgtFrame="_blank" w:history="1">
         <w:r>
           <w:rPr>
             <w:rStyle w:val="Hyperlink"/>
@@ -153,7 +424,7 @@
       <w:r>
         <w:t> (GPIO 6): new </w:t>
       </w:r>
-      <w:hyperlink r:id="rId8" w:tgtFrame="_blank" w:history="1">
+      <w:hyperlink r:id="rId10" w:tgtFrame="_blank" w:history="1">
         <w:r>
           <w:rPr>
             <w:rStyle w:val="Hyperlink"/>
@@ -236,7 +507,7 @@
       <w:r>
         <w:t> (</w:t>
       </w:r>
-      <w:hyperlink r:id="rId9" w:tgtFrame="_blank" w:history="1">
+      <w:hyperlink r:id="rId11" w:tgtFrame="_blank" w:history="1">
         <w:r>
           <w:rPr>
             <w:rStyle w:val="Hyperlink"/>
@@ -275,7 +546,7 @@
       <w:r>
         <w:t> (</w:t>
       </w:r>
-      <w:hyperlink r:id="rId10" w:tgtFrame="_blank" w:history="1">
+      <w:hyperlink r:id="rId12" w:tgtFrame="_blank" w:history="1">
         <w:r>
           <w:rPr>
             <w:rStyle w:val="Hyperlink"/>
@@ -308,7 +579,7 @@
       <w:r>
         <w:t>Added Aircraft::hex field (</w:t>
       </w:r>
-      <w:hyperlink r:id="rId11" w:tgtFrame="_blank" w:history="1">
+      <w:hyperlink r:id="rId13" w:tgtFrame="_blank" w:history="1">
         <w:r>
           <w:rPr>
             <w:rStyle w:val="Hyperlink"/>
@@ -332,7 +603,6 @@
           <w:b/>
           <w:bCs/>
         </w:rPr>
-        <w:lastRenderedPageBreak/>
         <w:t>4. Stability fixes (the "unstable/frozen" investigation)</w:t>
       </w:r>
     </w:p>
@@ -353,7 +623,7 @@
       <w:r>
         <w:t>: added GET/response timing and heap (free/max_alloc) logging to all three network calls (</w:t>
       </w:r>
-      <w:hyperlink r:id="rId12" w:tgtFrame="_blank" w:history="1">
+      <w:hyperlink r:id="rId14" w:tgtFrame="_blank" w:history="1">
         <w:r>
           <w:rPr>
             <w:rStyle w:val="Hyperlink"/>
@@ -380,7 +650,11 @@
         <w:t>Bug #1 — silent data loss on the ADS-B fetch</w:t>
       </w:r>
       <w:r>
-        <w:t>: the old code accumulated the response into a String before parsing; under memory pressure, String::concat() was silently failing (return value never checked) so bytes were read off the socket and discarded without error, producing InvalidInput/IncompleteInput parse errors and 10s timeouts. Fixed by parsing directly off the HTTP stream via a small custom PollingStreamReader (no intermediate buffer), while still polling wifiLoop() during the read so the Wi-Fi portal stays responsive.</w:t>
+        <w:t xml:space="preserve">: the old code accumulated the response into a String before parsing; under memory pressure, String::concat() was silently failing (return value never checked) so bytes were read off the socket and </w:t>
+      </w:r>
+      <w:r>
+        <w:lastRenderedPageBreak/>
+        <w:t>discarded without error, producing InvalidInput/IncompleteInput parse errors and 10s timeouts. Fixed by parsing directly off the HTTP stream via a small custom PollingStreamReader (no intermediate buffer), while still polling wifiLoop() during the read so the Wi-Fi portal stays responsive.</w:t>
       </w:r>
     </w:p>
     <w:p>
@@ -445,7 +719,7 @@
       <w:r>
         <w:t> Unlike BOOT (which is interrupt-driven and latches a tap the instant it happens, even mid-block), SELECT is only checked by plain digitalRead() polling in loop() (see </w:t>
       </w:r>
-      <w:hyperlink r:id="rId13" w:tgtFrame="_blank" w:history="1">
+      <w:hyperlink r:id="rId15" w:tgtFrame="_blank" w:history="1">
         <w:r>
           <w:rPr>
             <w:rStyle w:val="Hyperlink"/>
@@ -549,7 +823,7 @@
       <w:r>
         <w:t xml:space="preserve"> (</w:t>
       </w:r>
-      <w:hyperlink r:id="rId14" w:tgtFrame="_blank" w:history="1">
+      <w:hyperlink r:id="rId16" w:tgtFrame="_blank" w:history="1">
         <w:r>
           <w:rPr>
             <w:rStyle w:val="Hyperlink"/>
@@ -578,7 +852,7 @@
       <w:r>
         <w:t xml:space="preserve"> (</w:t>
       </w:r>
-      <w:hyperlink r:id="rId15" w:tgtFrame="_blank" w:history="1">
+      <w:hyperlink r:id="rId17" w:tgtFrame="_blank" w:history="1">
         <w:r>
           <w:rPr>
             <w:rStyle w:val="Hyperlink"/>
@@ -593,6 +867,126 @@
     <w:p>
       <w:r>
         <w:t>Please reflash and check: in the logs, watch for adsb: HTTP 200 after Xms dropping from ~950-1000ms to something much smaller on most (not necessarily all) polls — that confirms reuse is working. And try tapping SELECT right as a fetch is happening (e.g., right after the Range: log line or an adsb: GET... line appears) to check it's no longer missed.</w:t>
+      </w:r>
+    </w:p>
+    <w:p>
+      <w:r>
+        <w:br w:type="page"/>
+      </w:r>
+    </w:p>
+    <w:p>
+      <w:pPr>
+        <w:rPr>
+          <w:lang w:val="en-GB"/>
+        </w:rPr>
+      </w:pPr>
+      <w:r>
+        <w:rPr>
+          <w:lang w:val="en-GB"/>
+        </w:rPr>
+        <w:lastRenderedPageBreak/>
+        <w:t>Touchscreen</w:t>
+      </w:r>
+    </w:p>
+    <w:p>
+      <w:r>
+        <w:t>Touchscreen support is implemented and builds cleanly. Summary:</w:t>
+      </w:r>
+    </w:p>
+    <w:p>
+      <w:r>
+        <w:rPr>
+          <w:b/>
+          <w:bCs/>
+        </w:rPr>
+        <w:t>Hardware/config</w:t>
+      </w:r>
+      <w:r>
+        <w:t xml:space="preserve">: kTouchPinCs=GPIO7, kTouchPinMiso=GPIO5, kTouchPinIrq=GPIO6 in </w:t>
+      </w:r>
+      <w:hyperlink r:id="rId18" w:tgtFrame="_blank" w:history="1">
+        <w:r>
+          <w:rPr>
+            <w:rStyle w:val="Hyperlink"/>
+          </w:rPr>
+          <w:t>config.h</w:t>
+        </w:r>
+      </w:hyperlink>
+      <w:r>
+        <w:t xml:space="preserve">, backlight PWM control removed (LED now direct to 3V3). </w:t>
+      </w:r>
+      <w:hyperlink r:id="rId19" w:tgtFrame="_blank" w:history="1">
+        <w:r>
+          <w:rPr>
+            <w:rStyle w:val="Hyperlink"/>
+          </w:rPr>
+          <w:t>lgfx_config.hpp</w:t>
+        </w:r>
+      </w:hyperlink>
+      <w:r>
+        <w:t xml:space="preserve"> adds Touch_XPT2046 sharing the display's SPI bus (MISO now enabled), with calibration constants seeded to XPT2046 defaults.</w:t>
+      </w:r>
+    </w:p>
+    <w:p>
+      <w:r>
+        <w:rPr>
+          <w:b/>
+          <w:bCs/>
+        </w:rPr>
+        <w:t>Software</w:t>
+      </w:r>
+      <w:r>
+        <w:t xml:space="preserve">: </w:t>
+      </w:r>
+      <w:hyperlink r:id="rId20" w:tgtFrame="_blank" w:history="1">
+        <w:r>
+          <w:rPr>
+            <w:rStyle w:val="Hyperlink"/>
+          </w:rPr>
+          <w:t>select_button.h/.cpp</w:t>
+        </w:r>
+      </w:hyperlink>
+      <w:r>
+        <w:t xml:space="preserve"> deleted. New </w:t>
+      </w:r>
+      <w:hyperlink r:id="rId21" w:tgtFrame="_blank" w:history="1">
+        <w:r>
+          <w:rPr>
+            <w:rStyle w:val="Hyperlink"/>
+          </w:rPr>
+          <w:t>touch_input.h/.cpp</w:t>
+        </w:r>
+      </w:hyperlink>
+      <w:r>
+        <w:t xml:space="preserve"> polls tft.getTouch(), debounces tap-on-release, and classifies by y-coordinate into two zones (touchConsumeRangeTap() for the radar circle, touchConsumeSelectTap() for the info panel). </w:t>
+      </w:r>
+      <w:hyperlink r:id="rId22" w:tgtFrame="_blank" w:history="1">
+        <w:r>
+          <w:rPr>
+            <w:rStyle w:val="Hyperlink"/>
+          </w:rPr>
+          <w:t>main.cpp</w:t>
+        </w:r>
+      </w:hyperlink>
+      <w:r>
+        <w:t>'s handleTouchInput() dispatches both into the existing unchanged onRangeTap()/onSelectTap() functions — no radar/panel logic needed to change at all.</w:t>
+      </w:r>
+    </w:p>
+    <w:p>
+      <w:r>
+        <w:t>README updated: wiring table, controls table, new Touchscreen section noting the calibration caveat and the GPIO 20/21 exclusion.</w:t>
+      </w:r>
+    </w:p>
+    <w:p>
+      <w:r>
+        <w:rPr>
+          <w:b/>
+          <w:bCs/>
+        </w:rPr>
+        <w:t>Not yet verified</w:t>
+      </w:r>
+      <w:r>
+        <w:t xml:space="preserve"> (can't be, without hardware): actual touch coordinate calibration — the seeded kTouchXMin/XMax/YMin/YMax values are generic XPT2046 defaults, not calibrated to your specific panel. Per the plan, check touch accuracy at the four corners once flashed and tune those four constants (or offset_rotation if axes are swapped/mirrored) if it's off.</w:t>
       </w:r>
     </w:p>
     <w:p/>
@@ -2542,6 +2936,28 @@
       <w:shd w:val="clear" w:color="auto" w:fill="E1DFDD"/>
     </w:rPr>
   </w:style>
+  <w:style w:type="paragraph" w:styleId="Caption">
+    <w:name w:val="caption"/>
+    <w:basedOn w:val="Normal"/>
+    <w:next w:val="Normal"/>
+    <w:uiPriority w:val="35"/>
+    <w:unhideWhenUsed/>
+    <w:qFormat/>
+    <w:rsid w:val="00C21AAF"/>
+    <w:pPr>
+      <w:spacing w:line="240" w:lineRule="auto"/>
+    </w:pPr>
+    <w:rPr>
+      <w:rFonts w:eastAsiaTheme="minorEastAsia"/>
+      <w:b/>
+      <w:bCs/>
+      <w:color w:val="404040" w:themeColor="text1" w:themeTint="BF"/>
+      <w:kern w:val="0"/>
+      <w:sz w:val="16"/>
+      <w:szCs w:val="16"/>
+      <w14:ligatures w14:val="none"/>
+    </w:rPr>
+  </w:style>
 </w:styles>
 </file>
 

--- a/ES32-plane-radar-Phil fork.docx
+++ b/ES32-plane-radar-Phil fork.docx
@@ -248,10 +248,120 @@
           <w:lang w:val="en-GB"/>
         </w:rPr>
       </w:pPr>
-      <w:r>
+    </w:p>
+    <w:p>
+      <w:pPr>
         <w:rPr>
           <w:lang w:val="en-GB"/>
         </w:rPr>
+      </w:pPr>
+      <w:r>
+        <w:rPr>
+          <w:noProof/>
+        </w:rPr>
+        <w:lastRenderedPageBreak/>
+        <w:drawing>
+          <wp:inline distT="0" distB="0" distL="0" distR="0" wp14:anchorId="445D47AA" wp14:editId="0D18B503">
+            <wp:extent cx="3130550" cy="3942495"/>
+            <wp:effectExtent l="0" t="0" r="0" b="1270"/>
+            <wp:docPr id="1535691607" name="Picture 1"/>
+            <wp:cNvGraphicFramePr>
+              <a:graphicFrameLocks xmlns:a="http://schemas.openxmlformats.org/drawingml/2006/main" noChangeAspect="1"/>
+            </wp:cNvGraphicFramePr>
+            <a:graphic xmlns:a="http://schemas.openxmlformats.org/drawingml/2006/main">
+              <a:graphicData uri="http://schemas.openxmlformats.org/drawingml/2006/picture">
+                <pic:pic xmlns:pic="http://schemas.openxmlformats.org/drawingml/2006/picture">
+                  <pic:nvPicPr>
+                    <pic:cNvPr id="1535691607" name=""/>
+                    <pic:cNvPicPr/>
+                  </pic:nvPicPr>
+                  <pic:blipFill>
+                    <a:blip r:embed="rId7"/>
+                    <a:stretch>
+                      <a:fillRect/>
+                    </a:stretch>
+                  </pic:blipFill>
+                  <pic:spPr>
+                    <a:xfrm>
+                      <a:off x="0" y="0"/>
+                      <a:ext cx="3134655" cy="3947665"/>
+                    </a:xfrm>
+                    <a:prstGeom prst="rect">
+                      <a:avLst/>
+                    </a:prstGeom>
+                  </pic:spPr>
+                </pic:pic>
+              </a:graphicData>
+            </a:graphic>
+          </wp:inline>
+        </w:drawing>
+      </w:r>
+    </w:p>
+    <w:p>
+      <w:pPr>
+        <w:rPr>
+          <w:lang w:val="en-GB"/>
+        </w:rPr>
+      </w:pPr>
+      <w:r>
+        <w:rPr>
+          <w:noProof/>
+        </w:rPr>
+        <w:drawing>
+          <wp:inline distT="0" distB="0" distL="0" distR="0" wp14:anchorId="002EAB41" wp14:editId="1FA24C50">
+            <wp:extent cx="4202903" cy="4356100"/>
+            <wp:effectExtent l="0" t="0" r="7620" b="6350"/>
+            <wp:docPr id="435964052" name="Picture 1"/>
+            <wp:cNvGraphicFramePr>
+              <a:graphicFrameLocks xmlns:a="http://schemas.openxmlformats.org/drawingml/2006/main" noChangeAspect="1"/>
+            </wp:cNvGraphicFramePr>
+            <a:graphic xmlns:a="http://schemas.openxmlformats.org/drawingml/2006/main">
+              <a:graphicData uri="http://schemas.openxmlformats.org/drawingml/2006/picture">
+                <pic:pic xmlns:pic="http://schemas.openxmlformats.org/drawingml/2006/picture">
+                  <pic:nvPicPr>
+                    <pic:cNvPr id="435964052" name=""/>
+                    <pic:cNvPicPr/>
+                  </pic:nvPicPr>
+                  <pic:blipFill>
+                    <a:blip r:embed="rId8"/>
+                    <a:stretch>
+                      <a:fillRect/>
+                    </a:stretch>
+                  </pic:blipFill>
+                  <pic:spPr>
+                    <a:xfrm>
+                      <a:off x="0" y="0"/>
+                      <a:ext cx="4204443" cy="4357696"/>
+                    </a:xfrm>
+                    <a:prstGeom prst="rect">
+                      <a:avLst/>
+                    </a:prstGeom>
+                  </pic:spPr>
+                </pic:pic>
+              </a:graphicData>
+            </a:graphic>
+          </wp:inline>
+        </w:drawing>
+      </w:r>
+    </w:p>
+    <w:p>
+      <w:pPr>
+        <w:rPr>
+          <w:lang w:val="en-GB"/>
+        </w:rPr>
+      </w:pPr>
+    </w:p>
+    <w:p>
+      <w:pPr>
+        <w:rPr>
+          <w:lang w:val="en-GB"/>
+        </w:rPr>
+      </w:pPr>
+      <w:r>
+        <w:rPr>
+          <w:lang w:val="en-GB"/>
+        </w:rPr>
+        <w:lastRenderedPageBreak/>
         <w:t>PlatformIO.ini:</w:t>
       </w:r>
     </w:p>
@@ -328,7 +438,7 @@
           <w:numId w:val="2"/>
         </w:numPr>
       </w:pPr>
-      <w:hyperlink r:id="rId7" w:tgtFrame="_blank" w:history="1">
+      <w:hyperlink r:id="rId9" w:tgtFrame="_blank" w:history="1">
         <w:r>
           <w:rPr>
             <w:rStyle w:val="Hyperlink"/>
@@ -347,7 +457,7 @@
           <w:numId w:val="2"/>
         </w:numPr>
       </w:pPr>
-      <w:hyperlink r:id="rId8" w:tgtFrame="_blank" w:history="1">
+      <w:hyperlink r:id="rId10" w:tgtFrame="_blank" w:history="1">
         <w:r>
           <w:rPr>
             <w:rStyle w:val="Hyperlink"/>
@@ -369,7 +479,7 @@
       <w:r>
         <w:t>Fixed a leftover-yellow-background bug: the radar sprite only covers the top 240×240 square, so the new 80px strip below it wasn't being cleared — now cleared to black once on first frame (</w:t>
       </w:r>
-      <w:hyperlink r:id="rId9" w:tgtFrame="_blank" w:history="1">
+      <w:hyperlink r:id="rId11" w:tgtFrame="_blank" w:history="1">
         <w:r>
           <w:rPr>
             <w:rStyle w:val="Hyperlink"/>
@@ -424,7 +534,7 @@
       <w:r>
         <w:t> (GPIO 6): new </w:t>
       </w:r>
-      <w:hyperlink r:id="rId10" w:tgtFrame="_blank" w:history="1">
+      <w:hyperlink r:id="rId12" w:tgtFrame="_blank" w:history="1">
         <w:r>
           <w:rPr>
             <w:rStyle w:val="Hyperlink"/>
@@ -507,7 +617,7 @@
       <w:r>
         <w:t> (</w:t>
       </w:r>
-      <w:hyperlink r:id="rId11" w:tgtFrame="_blank" w:history="1">
+      <w:hyperlink r:id="rId13" w:tgtFrame="_blank" w:history="1">
         <w:r>
           <w:rPr>
             <w:rStyle w:val="Hyperlink"/>
@@ -546,7 +656,7 @@
       <w:r>
         <w:t> (</w:t>
       </w:r>
-      <w:hyperlink r:id="rId12" w:tgtFrame="_blank" w:history="1">
+      <w:hyperlink r:id="rId14" w:tgtFrame="_blank" w:history="1">
         <w:r>
           <w:rPr>
             <w:rStyle w:val="Hyperlink"/>
@@ -566,6 +676,7 @@
         </w:numPr>
       </w:pPr>
       <w:r>
+        <w:lastRenderedPageBreak/>
         <w:t>Both lookups fire together, once, only when a new aircraft is selected — never on the periodic ADS-B poll.</w:t>
       </w:r>
     </w:p>
@@ -579,7 +690,7 @@
       <w:r>
         <w:t>Added Aircraft::hex field (</w:t>
       </w:r>
-      <w:hyperlink r:id="rId13" w:tgtFrame="_blank" w:history="1">
+      <w:hyperlink r:id="rId15" w:tgtFrame="_blank" w:history="1">
         <w:r>
           <w:rPr>
             <w:rStyle w:val="Hyperlink"/>
@@ -623,7 +734,7 @@
       <w:r>
         <w:t>: added GET/response timing and heap (free/max_alloc) logging to all three network calls (</w:t>
       </w:r>
-      <w:hyperlink r:id="rId14" w:tgtFrame="_blank" w:history="1">
+      <w:hyperlink r:id="rId16" w:tgtFrame="_blank" w:history="1">
         <w:r>
           <w:rPr>
             <w:rStyle w:val="Hyperlink"/>
@@ -650,11 +761,7 @@
         <w:t>Bug #1 — silent data loss on the ADS-B fetch</w:t>
       </w:r>
       <w:r>
-        <w:t xml:space="preserve">: the old code accumulated the response into a String before parsing; under memory pressure, String::concat() was silently failing (return value never checked) so bytes were read off the socket and </w:t>
-      </w:r>
-      <w:r>
-        <w:lastRenderedPageBreak/>
-        <w:t>discarded without error, producing InvalidInput/IncompleteInput parse errors and 10s timeouts. Fixed by parsing directly off the HTTP stream via a small custom PollingStreamReader (no intermediate buffer), while still polling wifiLoop() during the read so the Wi-Fi portal stays responsive.</w:t>
+        <w:t>: the old code accumulated the response into a String before parsing; under memory pressure, String::concat() was silently failing (return value never checked) so bytes were read off the socket and discarded without error, producing InvalidInput/IncompleteInput parse errors and 10s timeouts. Fixed by parsing directly off the HTTP stream via a small custom PollingStreamReader (no intermediate buffer), while still polling wifiLoop() during the read so the Wi-Fi portal stays responsive.</w:t>
       </w:r>
     </w:p>
     <w:p>
@@ -719,7 +826,7 @@
       <w:r>
         <w:t> Unlike BOOT (which is interrupt-driven and latches a tap the instant it happens, even mid-block), SELECT is only checked by plain digitalRead() polling in loop() (see </w:t>
       </w:r>
-      <w:hyperlink r:id="rId15" w:tgtFrame="_blank" w:history="1">
+      <w:hyperlink r:id="rId17" w:tgtFrame="_blank" w:history="1">
         <w:r>
           <w:rPr>
             <w:rStyle w:val="Hyperlink"/>
@@ -823,7 +930,7 @@
       <w:r>
         <w:t xml:space="preserve"> (</w:t>
       </w:r>
-      <w:hyperlink r:id="rId16" w:tgtFrame="_blank" w:history="1">
+      <w:hyperlink r:id="rId18" w:tgtFrame="_blank" w:history="1">
         <w:r>
           <w:rPr>
             <w:rStyle w:val="Hyperlink"/>
@@ -852,7 +959,7 @@
       <w:r>
         <w:t xml:space="preserve"> (</w:t>
       </w:r>
-      <w:hyperlink r:id="rId17" w:tgtFrame="_blank" w:history="1">
+      <w:hyperlink r:id="rId19" w:tgtFrame="_blank" w:history="1">
         <w:r>
           <w:rPr>
             <w:rStyle w:val="Hyperlink"/>
@@ -877,11 +984,15 @@
     <w:p>
       <w:pPr>
         <w:rPr>
+          <w:b/>
+          <w:bCs/>
           <w:lang w:val="en-GB"/>
         </w:rPr>
       </w:pPr>
       <w:r>
         <w:rPr>
+          <w:b/>
+          <w:bCs/>
           <w:lang w:val="en-GB"/>
         </w:rPr>
         <w:lastRenderedPageBreak/>
@@ -904,7 +1015,7 @@
       <w:r>
         <w:t xml:space="preserve">: kTouchPinCs=GPIO7, kTouchPinMiso=GPIO5, kTouchPinIrq=GPIO6 in </w:t>
       </w:r>
-      <w:hyperlink r:id="rId18" w:tgtFrame="_blank" w:history="1">
+      <w:hyperlink r:id="rId20" w:tgtFrame="_blank" w:history="1">
         <w:r>
           <w:rPr>
             <w:rStyle w:val="Hyperlink"/>
@@ -915,7 +1026,7 @@
       <w:r>
         <w:t xml:space="preserve">, backlight PWM control removed (LED now direct to 3V3). </w:t>
       </w:r>
-      <w:hyperlink r:id="rId19" w:tgtFrame="_blank" w:history="1">
+      <w:hyperlink r:id="rId21" w:tgtFrame="_blank" w:history="1">
         <w:r>
           <w:rPr>
             <w:rStyle w:val="Hyperlink"/>
@@ -938,7 +1049,7 @@
       <w:r>
         <w:t xml:space="preserve">: </w:t>
       </w:r>
-      <w:hyperlink r:id="rId20" w:tgtFrame="_blank" w:history="1">
+      <w:hyperlink r:id="rId22" w:tgtFrame="_blank" w:history="1">
         <w:r>
           <w:rPr>
             <w:rStyle w:val="Hyperlink"/>
@@ -949,7 +1060,7 @@
       <w:r>
         <w:t xml:space="preserve"> deleted. New </w:t>
       </w:r>
-      <w:hyperlink r:id="rId21" w:tgtFrame="_blank" w:history="1">
+      <w:hyperlink r:id="rId23" w:tgtFrame="_blank" w:history="1">
         <w:r>
           <w:rPr>
             <w:rStyle w:val="Hyperlink"/>
@@ -960,7 +1071,7 @@
       <w:r>
         <w:t xml:space="preserve"> polls tft.getTouch(), debounces tap-on-release, and classifies by y-coordinate into two zones (touchConsumeRangeTap() for the radar circle, touchConsumeSelectTap() for the info panel). </w:t>
       </w:r>
-      <w:hyperlink r:id="rId22" w:tgtFrame="_blank" w:history="1">
+      <w:hyperlink r:id="rId24" w:tgtFrame="_blank" w:history="1">
         <w:r>
           <w:rPr>
             <w:rStyle w:val="Hyperlink"/>
@@ -987,6 +1098,152 @@
       </w:r>
       <w:r>
         <w:t xml:space="preserve"> (can't be, without hardware): actual touch coordinate calibration — the seeded kTouchXMin/XMax/YMin/YMax values are generic XPT2046 defaults, not calibrated to your specific panel. Per the plan, check touch accuracy at the four corners once flashed and tune those four constants (or offset_rotation if axes are swapped/mirrored) if it's off.</w:t>
+      </w:r>
+    </w:p>
+    <w:p>
+      <w:r>
+        <w:br w:type="page"/>
+      </w:r>
+    </w:p>
+    <w:p>
+      <w:r>
+        <w:rPr>
+          <w:b/>
+          <w:bCs/>
+        </w:rPr>
+        <w:lastRenderedPageBreak/>
+        <w:t>Multi-location support</w:t>
+      </w:r>
+      <w:r>
+        <w:t xml:space="preserve"> is implemented and builds cleanly. Summary:</w:t>
+      </w:r>
+    </w:p>
+    <w:p>
+      <w:pPr>
+        <w:numPr>
+          <w:ilvl w:val="0"/>
+          <w:numId w:val="8"/>
+        </w:numPr>
+      </w:pPr>
+      <w:hyperlink r:id="rId25" w:tgtFrame="_blank" w:history="1">
+        <w:r>
+          <w:rPr>
+            <w:rStyle w:val="Hyperlink"/>
+            <w:b/>
+            <w:bCs/>
+          </w:rPr>
+          <w:t>radar_location.h/.cpp</w:t>
+        </w:r>
+      </w:hyperlink>
+      <w:r>
+        <w:t>: reworked into a 5-slot model (name/lat/lon each), with cycleNext() (skips unnamed slots, wraps), name()/slot() accessors, and a one-time migration that seeds slot 0 from your existing saved location so nothing is lost.</w:t>
+      </w:r>
+    </w:p>
+    <w:p>
+      <w:pPr>
+        <w:numPr>
+          <w:ilvl w:val="0"/>
+          <w:numId w:val="8"/>
+        </w:numPr>
+      </w:pPr>
+      <w:hyperlink r:id="rId26" w:tgtFrame="_blank" w:history="1">
+        <w:r>
+          <w:rPr>
+            <w:rStyle w:val="Hyperlink"/>
+            <w:b/>
+            <w:bCs/>
+          </w:rPr>
+          <w:t>wifi_setup.cpp</w:t>
+        </w:r>
+      </w:hyperlink>
+      <w:r>
+        <w:t>: portal now has 15 fields (5× name/lat/lon), prefilled from current state and saved together.</w:t>
+      </w:r>
+    </w:p>
+    <w:p>
+      <w:pPr>
+        <w:numPr>
+          <w:ilvl w:val="0"/>
+          <w:numId w:val="8"/>
+        </w:numPr>
+      </w:pPr>
+      <w:hyperlink r:id="rId27" w:tgtFrame="_blank" w:history="1">
+        <w:r>
+          <w:rPr>
+            <w:rStyle w:val="Hyperlink"/>
+            <w:b/>
+            <w:bCs/>
+          </w:rPr>
+          <w:t>radar_display.cpp</w:t>
+        </w:r>
+      </w:hyperlink>
+      <w:r>
+        <w:t>: drawLocationLabel() mirrors the range label's sizing but sits top-left in white, only drawn when the active slot is named; new radarSelectionClear() for resetting selection on location change.</w:t>
+      </w:r>
+    </w:p>
+    <w:p>
+      <w:pPr>
+        <w:numPr>
+          <w:ilvl w:val="0"/>
+          <w:numId w:val="8"/>
+        </w:numPr>
+      </w:pPr>
+      <w:hyperlink r:id="rId28" w:tgtFrame="_blank" w:history="1">
+        <w:r>
+          <w:rPr>
+            <w:rStyle w:val="Hyperlink"/>
+            <w:b/>
+            <w:bCs/>
+          </w:rPr>
+          <w:t>touch_input.cpp</w:t>
+        </w:r>
+      </w:hyperlink>
+      <w:r>
+        <w:t>: third tap zone carved out of the top-left corner (80×32px) for location cycling, distinct from the general radar-tap-cycles-range zone.</w:t>
+      </w:r>
+    </w:p>
+    <w:p>
+      <w:pPr>
+        <w:numPr>
+          <w:ilvl w:val="0"/>
+          <w:numId w:val="8"/>
+        </w:numPr>
+      </w:pPr>
+      <w:hyperlink r:id="rId29" w:tgtFrame="_blank" w:history="1">
+        <w:r>
+          <w:rPr>
+            <w:rStyle w:val="Hyperlink"/>
+            <w:b/>
+            <w:bCs/>
+          </w:rPr>
+          <w:t>main.cpp</w:t>
+        </w:r>
+      </w:hyperlink>
+      <w:r>
+        <w:t>: onLocationTap() cycles the location, clears any aircraft selection, and immediately refetches/redraws — no waiting for the next scheduled poll.</w:t>
+      </w:r>
+    </w:p>
+    <w:p>
+      <w:pPr>
+        <w:numPr>
+          <w:ilvl w:val="0"/>
+          <w:numId w:val="8"/>
+        </w:numPr>
+      </w:pPr>
+      <w:r>
+        <w:t>README updated (controls table, portal fields, grid description).</w:t>
+      </w:r>
+    </w:p>
+    <w:p>
+      <w:r>
+        <w:rPr>
+          <w:b/>
+          <w:bCs/>
+        </w:rPr>
+        <w:t>Not verified</w:t>
+      </w:r>
+      <w:r>
+        <w:t xml:space="preserve"> (needs your hardware): the 80×32px touch zone size is my estimate for an 8-character name at the range-label's font size — worth confirming it's comfortably tappable and doesn't accidentally overlap with normal radar-area taps once you've named a couple of locations and can see the actual rendered label width.</w:t>
       </w:r>
     </w:p>
     <w:p/>
@@ -1301,6 +1558,155 @@
     </w:lvl>
   </w:abstractNum>
   <w:abstractNum w:abstractNumId="2" w15:restartNumberingAfterBreak="0">
+    <w:nsid w:val="231E6961"/>
+    <w:multiLevelType w:val="multilevel"/>
+    <w:tmpl w:val="E4063F5E"/>
+    <w:lvl w:ilvl="0">
+      <w:start w:val="1"/>
+      <w:numFmt w:val="bullet"/>
+      <w:lvlText w:val=""/>
+      <w:lvlJc w:val="left"/>
+      <w:pPr>
+        <w:tabs>
+          <w:tab w:val="num" w:pos="720"/>
+        </w:tabs>
+        <w:ind w:left="720" w:hanging="360"/>
+      </w:pPr>
+      <w:rPr>
+        <w:rFonts w:ascii="Symbol" w:hAnsi="Symbol" w:hint="default"/>
+        <w:sz w:val="20"/>
+      </w:rPr>
+    </w:lvl>
+    <w:lvl w:ilvl="1" w:tentative="1">
+      <w:start w:val="1"/>
+      <w:numFmt w:val="bullet"/>
+      <w:lvlText w:val="o"/>
+      <w:lvlJc w:val="left"/>
+      <w:pPr>
+        <w:tabs>
+          <w:tab w:val="num" w:pos="1440"/>
+        </w:tabs>
+        <w:ind w:left="1440" w:hanging="360"/>
+      </w:pPr>
+      <w:rPr>
+        <w:rFonts w:ascii="Courier New" w:hAnsi="Courier New" w:hint="default"/>
+        <w:sz w:val="20"/>
+      </w:rPr>
+    </w:lvl>
+    <w:lvl w:ilvl="2" w:tentative="1">
+      <w:start w:val="1"/>
+      <w:numFmt w:val="bullet"/>
+      <w:lvlText w:val=""/>
+      <w:lvlJc w:val="left"/>
+      <w:pPr>
+        <w:tabs>
+          <w:tab w:val="num" w:pos="2160"/>
+        </w:tabs>
+        <w:ind w:left="2160" w:hanging="360"/>
+      </w:pPr>
+      <w:rPr>
+        <w:rFonts w:ascii="Wingdings" w:hAnsi="Wingdings" w:hint="default"/>
+        <w:sz w:val="20"/>
+      </w:rPr>
+    </w:lvl>
+    <w:lvl w:ilvl="3" w:tentative="1">
+      <w:start w:val="1"/>
+      <w:numFmt w:val="bullet"/>
+      <w:lvlText w:val=""/>
+      <w:lvlJc w:val="left"/>
+      <w:pPr>
+        <w:tabs>
+          <w:tab w:val="num" w:pos="2880"/>
+        </w:tabs>
+        <w:ind w:left="2880" w:hanging="360"/>
+      </w:pPr>
+      <w:rPr>
+        <w:rFonts w:ascii="Wingdings" w:hAnsi="Wingdings" w:hint="default"/>
+        <w:sz w:val="20"/>
+      </w:rPr>
+    </w:lvl>
+    <w:lvl w:ilvl="4" w:tentative="1">
+      <w:start w:val="1"/>
+      <w:numFmt w:val="bullet"/>
+      <w:lvlText w:val=""/>
+      <w:lvlJc w:val="left"/>
+      <w:pPr>
+        <w:tabs>
+          <w:tab w:val="num" w:pos="3600"/>
+        </w:tabs>
+        <w:ind w:left="3600" w:hanging="360"/>
+      </w:pPr>
+      <w:rPr>
+        <w:rFonts w:ascii="Wingdings" w:hAnsi="Wingdings" w:hint="default"/>
+        <w:sz w:val="20"/>
+      </w:rPr>
+    </w:lvl>
+    <w:lvl w:ilvl="5" w:tentative="1">
+      <w:start w:val="1"/>
+      <w:numFmt w:val="bullet"/>
+      <w:lvlText w:val=""/>
+      <w:lvlJc w:val="left"/>
+      <w:pPr>
+        <w:tabs>
+          <w:tab w:val="num" w:pos="4320"/>
+        </w:tabs>
+        <w:ind w:left="4320" w:hanging="360"/>
+      </w:pPr>
+      <w:rPr>
+        <w:rFonts w:ascii="Wingdings" w:hAnsi="Wingdings" w:hint="default"/>
+        <w:sz w:val="20"/>
+      </w:rPr>
+    </w:lvl>
+    <w:lvl w:ilvl="6" w:tentative="1">
+      <w:start w:val="1"/>
+      <w:numFmt w:val="bullet"/>
+      <w:lvlText w:val=""/>
+      <w:lvlJc w:val="left"/>
+      <w:pPr>
+        <w:tabs>
+          <w:tab w:val="num" w:pos="5040"/>
+        </w:tabs>
+        <w:ind w:left="5040" w:hanging="360"/>
+      </w:pPr>
+      <w:rPr>
+        <w:rFonts w:ascii="Wingdings" w:hAnsi="Wingdings" w:hint="default"/>
+        <w:sz w:val="20"/>
+      </w:rPr>
+    </w:lvl>
+    <w:lvl w:ilvl="7" w:tentative="1">
+      <w:start w:val="1"/>
+      <w:numFmt w:val="bullet"/>
+      <w:lvlText w:val=""/>
+      <w:lvlJc w:val="left"/>
+      <w:pPr>
+        <w:tabs>
+          <w:tab w:val="num" w:pos="5760"/>
+        </w:tabs>
+        <w:ind w:left="5760" w:hanging="360"/>
+      </w:pPr>
+      <w:rPr>
+        <w:rFonts w:ascii="Wingdings" w:hAnsi="Wingdings" w:hint="default"/>
+        <w:sz w:val="20"/>
+      </w:rPr>
+    </w:lvl>
+    <w:lvl w:ilvl="8" w:tentative="1">
+      <w:start w:val="1"/>
+      <w:numFmt w:val="bullet"/>
+      <w:lvlText w:val=""/>
+      <w:lvlJc w:val="left"/>
+      <w:pPr>
+        <w:tabs>
+          <w:tab w:val="num" w:pos="6480"/>
+        </w:tabs>
+        <w:ind w:left="6480" w:hanging="360"/>
+      </w:pPr>
+      <w:rPr>
+        <w:rFonts w:ascii="Wingdings" w:hAnsi="Wingdings" w:hint="default"/>
+        <w:sz w:val="20"/>
+      </w:rPr>
+    </w:lvl>
+  </w:abstractNum>
+  <w:abstractNum w:abstractNumId="3" w15:restartNumberingAfterBreak="0">
     <w:nsid w:val="2F685B4D"/>
     <w:multiLevelType w:val="multilevel"/>
     <w:tmpl w:val="A4608852"/>
@@ -1449,7 +1855,7 @@
       </w:rPr>
     </w:lvl>
   </w:abstractNum>
-  <w:abstractNum w:abstractNumId="3" w15:restartNumberingAfterBreak="0">
+  <w:abstractNum w:abstractNumId="4" w15:restartNumberingAfterBreak="0">
     <w:nsid w:val="40D9085A"/>
     <w:multiLevelType w:val="multilevel"/>
     <w:tmpl w:val="14B00FB4"/>
@@ -1598,7 +2004,7 @@
       </w:rPr>
     </w:lvl>
   </w:abstractNum>
-  <w:abstractNum w:abstractNumId="4" w15:restartNumberingAfterBreak="0">
+  <w:abstractNum w:abstractNumId="5" w15:restartNumberingAfterBreak="0">
     <w:nsid w:val="50EA60AC"/>
     <w:multiLevelType w:val="multilevel"/>
     <w:tmpl w:val="E638A55C"/>
@@ -1747,7 +2153,7 @@
       </w:rPr>
     </w:lvl>
   </w:abstractNum>
-  <w:abstractNum w:abstractNumId="5" w15:restartNumberingAfterBreak="0">
+  <w:abstractNum w:abstractNumId="6" w15:restartNumberingAfterBreak="0">
     <w:nsid w:val="578E2044"/>
     <w:multiLevelType w:val="multilevel"/>
     <w:tmpl w:val="03AE7BC6"/>
@@ -1860,7 +2266,7 @@
       </w:pPr>
     </w:lvl>
   </w:abstractNum>
-  <w:abstractNum w:abstractNumId="6" w15:restartNumberingAfterBreak="0">
+  <w:abstractNum w:abstractNumId="7" w15:restartNumberingAfterBreak="0">
     <w:nsid w:val="62DA21BD"/>
     <w:multiLevelType w:val="multilevel"/>
     <w:tmpl w:val="1AEE66A4"/>
@@ -1974,25 +2380,28 @@
     </w:lvl>
   </w:abstractNum>
   <w:num w:numId="1" w16cid:durableId="310790417">
-    <w:abstractNumId w:val="2"/>
+    <w:abstractNumId w:val="3"/>
   </w:num>
   <w:num w:numId="2" w16cid:durableId="398677378">
-    <w:abstractNumId w:val="4"/>
+    <w:abstractNumId w:val="5"/>
   </w:num>
   <w:num w:numId="3" w16cid:durableId="1718966225">
     <w:abstractNumId w:val="1"/>
   </w:num>
   <w:num w:numId="4" w16cid:durableId="1865241570">
-    <w:abstractNumId w:val="3"/>
+    <w:abstractNumId w:val="4"/>
   </w:num>
   <w:num w:numId="5" w16cid:durableId="2080519151">
-    <w:abstractNumId w:val="5"/>
+    <w:abstractNumId w:val="6"/>
   </w:num>
   <w:num w:numId="6" w16cid:durableId="1183780873">
     <w:abstractNumId w:val="0"/>
   </w:num>
   <w:num w:numId="7" w16cid:durableId="212542400">
-    <w:abstractNumId w:val="6"/>
+    <w:abstractNumId w:val="7"/>
+  </w:num>
+  <w:num w:numId="8" w16cid:durableId="1093012273">
+    <w:abstractNumId w:val="2"/>
   </w:num>
 </w:numbering>
 </file>
